--- a/libro/gestiones/titulo_test_protocolo.docx
+++ b/libro/gestiones/titulo_test_protocolo.docx
@@ -620,7 +620,7 @@
         <w:pStyle w:val="Compact"/>
       </w:pPr>
       <w:r>
-        <w:t xml:space="preserve">La pregunta 1 tiene veto: si ≥ 30% de los respondentes no logra inferir que el libro trata de razonamiento/decisión clínica con un título dado, ese título queda descartado aunque gane en atractivo.</w:t>
+        <w:t xml:space="preserve">La pregunta 1 tiene veto: si ≥ 30% de los respondentes no logra inferir que el libro trata de razonamiento/decisión clínica con un título dado, ese título queda descartado aunque gane en atractivo. Denominador pre-especificado: como cada respondente explica sólo la primera portada que ve, la comprensión de cada título se mide únicamente entre quienes recibieron la versión del formulario que lo muestra primero (la mitad de la muestra). El veto sólo se aplica con un mínimo de 10 respuestas válidas por título (20 en total); las respuestas abiertas se codifican como «infiere / no infiere» por una persona que no conoce qué título vio cada respondente, antes de calcular el porcentaje.</w:t>
       </w:r>
     </w:p>
     <w:bookmarkEnd w:id="23"/>
